--- a/NDA - AI, Inc..docx
+++ b/NDA - AI, Inc..docx
@@ -974,13 +974,13 @@
         <w:t xml:space="preserve">This Agreement will be governed by the substantive laws of the State of </w:t>
       </w:r>
       <w:r>
-        <w:t>Tennessee</w:t>
-      </w:r>
-      <w:r>
-        <w:t xml:space="preserve"> without regard to or application of choice of law rules or principles.  The Parties irrevocably consent to the exclusive jurisdiction of the Federal and state courts located in the County and State of </w:t>
-      </w:r>
-      <w:r>
-        <w:t>Tennessee</w:t>
+        <w:t>Maryland</w:t>
+      </w:r>
+      <w:r>
+        <w:t xml:space="preserve"> without regard to or application of choice of law rules or principles.  The Parties irrevocably consent to the exclusive jurisdiction of the Federal and state courts located in the State of </w:t>
+      </w:r>
+      <w:r>
+        <w:t>Maryland</w:t>
       </w:r>
       <w:r>
         <w:t xml:space="preserve"> for any claim or dispute arising in connection with this Agreement and waive all objections to any such action based on venue or convenience of the forum.</w:t>
